--- a/module-1/Contreras-Assignment1_2.docx
+++ b/module-1/Contreras-Assignment1_2.docx
@@ -46,12 +46,14 @@
         <w:t>https://github.com/fernandojosecc/csd-402</w:t>
       </w:r>
     </w:p>
-    <w:p/>
     <w:p>
       <w:r>
+        <w:rPr>
+          <w:noProof/>
+        </w:rPr>
         <w:drawing>
-          <wp:inline distT="0" distB="0" distL="0" distR="0" wp14:anchorId="743F8400" wp14:editId="1A41048A">
-            <wp:extent cx="8229600" cy="3581400"/>
+          <wp:inline distT="0" distB="0" distL="0" distR="0" wp14:anchorId="743F8400" wp14:editId="43BD9DCE">
+            <wp:extent cx="7889701" cy="3433482"/>
             <wp:effectExtent l="0" t="0" r="0" b="0"/>
             <wp:docPr id="1137226430" name="Picture 1"/>
             <wp:cNvGraphicFramePr>
@@ -73,7 +75,7 @@
                   <pic:spPr>
                     <a:xfrm>
                       <a:off x="0" y="0"/>
-                      <a:ext cx="8229600" cy="3581400"/>
+                      <a:ext cx="8001436" cy="3482107"/>
                     </a:xfrm>
                     <a:prstGeom prst="rect">
                       <a:avLst/>
@@ -86,7 +88,46 @@
         </w:drawing>
       </w:r>
     </w:p>
-    <w:p/>
+    <w:p>
+      <w:r>
+        <w:lastRenderedPageBreak/>
+        <w:drawing>
+          <wp:inline distT="0" distB="0" distL="0" distR="0" wp14:anchorId="3DD27EE6" wp14:editId="3E5378AF">
+            <wp:extent cx="8489576" cy="3995210"/>
+            <wp:effectExtent l="0" t="0" r="0" b="5715"/>
+            <wp:docPr id="1490291094" name="Picture 1"/>
+            <wp:cNvGraphicFramePr>
+              <a:graphicFrameLocks xmlns:a="http://schemas.openxmlformats.org/drawingml/2006/main" noChangeAspect="1"/>
+            </wp:cNvGraphicFramePr>
+            <a:graphic xmlns:a="http://schemas.openxmlformats.org/drawingml/2006/main">
+              <a:graphicData uri="http://schemas.openxmlformats.org/drawingml/2006/picture">
+                <pic:pic xmlns:pic="http://schemas.openxmlformats.org/drawingml/2006/picture">
+                  <pic:nvPicPr>
+                    <pic:cNvPr id="1490291094" name=""/>
+                    <pic:cNvPicPr/>
+                  </pic:nvPicPr>
+                  <pic:blipFill>
+                    <a:blip r:embed="rId5"/>
+                    <a:stretch>
+                      <a:fillRect/>
+                    </a:stretch>
+                  </pic:blipFill>
+                  <pic:spPr>
+                    <a:xfrm>
+                      <a:off x="0" y="0"/>
+                      <a:ext cx="8640958" cy="4066451"/>
+                    </a:xfrm>
+                    <a:prstGeom prst="rect">
+                      <a:avLst/>
+                    </a:prstGeom>
+                  </pic:spPr>
+                </pic:pic>
+              </a:graphicData>
+            </a:graphic>
+          </wp:inline>
+        </w:drawing>
+      </w:r>
+    </w:p>
     <w:sectPr>
       <w:pgSz w:w="15840" w:h="12240" w:orient="landscape"/>
       <w:pgMar w:top="1440" w:right="1440" w:bottom="1440" w:left="1440" w:header="720" w:footer="720" w:gutter="0"/>
